--- a/reports/Отчет_ИПР1_Безопасный_REST_API.docx
+++ b/reports/Отчет_ИПР1_Безопасный_REST_API.docx
@@ -6694,7 +6694,7 @@
         <w:rPr>
           <w:b w:val="0"/>
         </w:rPr>
-        <w:t>Перед ручным тестированием база данных очищалась командой npm run db:reset, которая также создаёт администратора admin@example.com. Затем сервер запускался командой npm run dev. Запросы отправлялись из Postman. Коллекция postman/WMS-API.postman_collection.json содержит 42 запроса в шести папках и 50 автоматических проверок кодов ответа и содержимого. Порядок папок важен: запросы передают друг другу токены и идентификаторы через переменные коллекции. Подробная инструкция по запуску приведена в приложении В.</w:t>
+        <w:t>Перед ручным тестированием база данных очищалась командой npm run db:reset, которая также создаёт администратора admin@example.com. Затем сервер запускался командой npm run dev. Запросы отправлялись из Postman. Коллекция postman/WMS-API.postman_collection.json содержит 43 запроса в шести папках и 52 автоматические проверки кодов ответа и содержимого. Порядок папок важен: запросы передают друг другу токены и идентификаторы через переменные коллекции. Подробная инструкция по запуску приведена в приложении В.</w:t>
       </w:r>
     </w:p>
     <w:p>
@@ -12139,7 +12139,7 @@
               <w:rPr>
                 <w:sz w:val="22"/>
               </w:rPr>
-              <w:t>42 запроса, все проверки Passed, Failed 0</w:t>
+              <w:t>43 запроса, все проверки Passed, Failed 0</w:t>
             </w:r>
           </w:p>
           <w:p>
@@ -13058,7 +13058,7 @@
         <w:rPr>
           <w:b w:val="0"/>
         </w:rPr>
-        <w:t>Использовались два способа: коллекция Postman из 42 запросов с 50 проверками и 24 автоматических теста Jest и Supertest, которые запускаются командой npm test на отдельной базе.</w:t>
+        <w:t>Использовались два способа: коллекция Postman из 43 запросов с 52 проверками и 24 автоматических теста Jest и Supertest, которые запускаются командой npm test на отдельной базе.</w:t>
       </w:r>
     </w:p>
     <w:p>
@@ -13308,7 +13308,7 @@
         <w:rPr>
           <w:b w:val="0"/>
         </w:rPr>
-        <w:t>Работоспособность подтверждена коллекцией Postman из 42 запросов и 24 автоматическими тестами, включая негативные сценарии. Подготовлены документация Swagger и API.md, README с инструкцией запуска и коллекция Postman. Код размещён в ветке ipr21 репозитория GitHub. Полученный API служит основой следующих работ: деплоя и мониторинга, клиентской части, приёмки и отгрузки товаров с подтверждением операций по QR-кодам.</w:t>
+        <w:t>Работоспособность подтверждена коллекцией Postman из 43 запросов и 24 автоматическими тестами, включая негативные сценарии. Подготовлены документация Swagger и API.md, README с инструкцией запуска и коллекция Postman. Код размещён в ветке ipr21 репозитория GitHub. Полученный API служит основой следующих работ: деплоя и мониторинга, клиентской части, приёмки и отгрузки товаров с подтверждением операций по QR-кодам.</w:t>
       </w:r>
     </w:p>
     <w:p>
